--- a/tests/fixtures/lists.docx
+++ b/tests/fixtures/lists.docx
@@ -204,6 +204,114 @@
       </w:pPr>
       <w:r>
         <w:t xml:space="preserve">And a nested item beneath it</w:t>
+      </w:r>
+    </w:p>
+    <w:p>
+      <w:pPr>
+        <w:pStyle w:val="Heading2"/>
+      </w:pPr>
+      <w:r>
+        <w:t xml:space="preserve">Numbered list — custom start &amp; Roman glyph</w:t>
+      </w:r>
+    </w:p>
+    <w:p>
+      <w:pPr>
+        <w:pStyle w:val="ListParagraph"/>
+        <w:numPr>
+          <w:ilvl w:val="0"/>
+          <w:numId w:val="4"/>
+        </w:numPr>
+      </w:pPr>
+      <w:r>
+        <w:t xml:space="preserve">Discovery</w:t>
+      </w:r>
+    </w:p>
+    <w:p>
+      <w:pPr>
+        <w:pStyle w:val="ListParagraph"/>
+        <w:numPr>
+          <w:ilvl w:val="0"/>
+          <w:numId w:val="4"/>
+        </w:numPr>
+      </w:pPr>
+      <w:r>
+        <w:t xml:space="preserve">Design</w:t>
+      </w:r>
+    </w:p>
+    <w:p>
+      <w:pPr>
+        <w:pStyle w:val="ListParagraph"/>
+        <w:numPr>
+          <w:ilvl w:val="0"/>
+          <w:numId w:val="4"/>
+        </w:numPr>
+      </w:pPr>
+      <w:r>
+        <w:t xml:space="preserve">Delivery</w:t>
+      </w:r>
+    </w:p>
+    <w:p>
+      <w:pPr>
+        <w:pStyle w:val="Heading2"/>
+      </w:pPr>
+      <w:r>
+        <w:t xml:space="preserve">Continued numbering</w:t>
+      </w:r>
+    </w:p>
+    <w:p>
+      <w:pPr>
+        <w:pStyle w:val="ListParagraph"/>
+        <w:numPr>
+          <w:ilvl w:val="0"/>
+          <w:numId w:val="4"/>
+        </w:numPr>
+      </w:pPr>
+      <w:r>
+        <w:t xml:space="preserve">Maintenance</w:t>
+      </w:r>
+    </w:p>
+    <w:p>
+      <w:pPr>
+        <w:pStyle w:val="ListParagraph"/>
+        <w:numPr>
+          <w:ilvl w:val="0"/>
+          <w:numId w:val="4"/>
+        </w:numPr>
+      </w:pPr>
+      <w:r>
+        <w:t xml:space="preserve">Retirement</w:t>
+      </w:r>
+    </w:p>
+    <w:p>
+      <w:pPr>
+        <w:pStyle w:val="Heading2"/>
+      </w:pPr>
+      <w:r>
+        <w:t xml:space="preserve">Restarted sub-sequence</w:t>
+      </w:r>
+    </w:p>
+    <w:p>
+      <w:pPr>
+        <w:pStyle w:val="ListParagraph"/>
+        <w:numPr>
+          <w:ilvl w:val="0"/>
+          <w:numId w:val="6"/>
+        </w:numPr>
+      </w:pPr>
+      <w:r>
+        <w:t xml:space="preserve">Phase one</w:t>
+      </w:r>
+    </w:p>
+    <w:p>
+      <w:pPr>
+        <w:pStyle w:val="ListParagraph"/>
+        <w:numPr>
+          <w:ilvl w:val="0"/>
+          <w:numId w:val="7"/>
+        </w:numPr>
+      </w:pPr>
+      <w:r>
+        <w:t xml:space="preserve">Phase two</w:t>
       </w:r>
     </w:p>
     <w:sectPr>
@@ -388,12 +496,53 @@
   </w:abstractNum>
   <w:num w:numId="1">
     <w:abstractNumId w:val="0"/>
+    <w:lvlOverride w:ilvl="0">
+      <w:startOverride w:val="1"/>
+    </w:lvlOverride>
   </w:num>
   <w:num w:numId="2">
     <w:abstractNumId w:val="1"/>
+    <w:lvlOverride w:ilvl="0">
+      <w:startOverride w:val="1"/>
+    </w:lvlOverride>
   </w:num>
   <w:num w:numId="3">
     <w:abstractNumId w:val="0"/>
+    <w:lvlOverride w:ilvl="0">
+      <w:startOverride w:val="1"/>
+    </w:lvlOverride>
+  </w:num>
+  <w:num w:numId="4">
+    <w:abstractNumId w:val="1"/>
+    <w:lvlOverride w:ilvl="0">
+      <w:startOverride w:val="5"/>
+      <w:lvl w:ilvl="0">
+        <w:numFmt w:val="upperRoman"/>
+        <w:lvlText w:val="%1."/>
+        <w:lvlJc w:val="left"/>
+        <w:pPr>
+          <w:ind w:left="300" w:hanging="240"/>
+        </w:pPr>
+      </w:lvl>
+    </w:lvlOverride>
+  </w:num>
+  <w:num w:numId="5">
+    <w:abstractNumId w:val="1"/>
+    <w:lvlOverride w:ilvl="0">
+      <w:startOverride w:val="1"/>
+    </w:lvlOverride>
+  </w:num>
+  <w:num w:numId="6">
+    <w:abstractNumId w:val="1"/>
+    <w:lvlOverride w:ilvl="0">
+      <w:startOverride w:val="1"/>
+    </w:lvlOverride>
+  </w:num>
+  <w:num w:numId="7">
+    <w:abstractNumId w:val="1"/>
+    <w:lvlOverride w:ilvl="0">
+      <w:startOverride w:val="1"/>
+    </w:lvlOverride>
   </w:num>
 </w:numbering>
 </file>
@@ -440,8 +589,10 @@
       <w:outlineLvl w:val="1"/>
     </w:pPr>
     <w:rPr>
+      <w:rFonts w:asciiTheme="majorHAnsi" w:hAnsiTheme="majorHAnsi" w:cstheme="majorBidi"/>
       <w:b/>
-      <w:sz w:val="28"/>
+      <w:color w:val="2E74B5"/>
+      <w:sz w:val="26"/>
     </w:rPr>
   </w:style>
 </w:styles>

--- a/tests/fixtures/lists.docx
+++ b/tests/fixtures/lists.docx
@@ -517,6 +517,7 @@
     <w:lvlOverride w:ilvl="0">
       <w:startOverride w:val="5"/>
       <w:lvl w:ilvl="0">
+        <w:start w:val="5"/>
         <w:numFmt w:val="upperRoman"/>
         <w:lvlText w:val="%1."/>
         <w:lvlJc w:val="left"/>
